--- a/Enterprise Integration Framework Specification.docx
+++ b/Enterprise Integration Framework Specification.docx
@@ -282,13 +282,13 @@
         <w:br w:type="textWrapping"/>
         <w:t xml:space="preserve">    </w:t>
         <w:br w:type="textWrapping"/>
-        <w:t xml:space="preserve">    // Occurrences (Navigability)</w:t>
+        <w:t xml:space="preserve">    // Occurrences (Navigability) by Type (aggregated by contexts x attributes x values)</w:t>
         <w:br w:type="textWrapping"/>
-        <w:t xml:space="preserve">    private Set&lt;ContextPoint&gt; contextOccurrences;</w:t>
+        <w:t xml:space="preserve">    private Set&lt;Set&lt;ContextPoint&gt;&gt; contextOccurrences;</w:t>
         <w:br w:type="textWrapping"/>
-        <w:t xml:space="preserve">    private Set&lt;ContextPoint&gt; objectOccurrences;</w:t>
+        <w:t xml:space="preserve">    private Set&lt;Set&lt;ContextPoint&gt;&gt; objectOccurrences;</w:t>
         <w:br w:type="textWrapping"/>
-        <w:t xml:space="preserve">    private Set&lt;ContextPoint&gt; attributeOccurrences;</w:t>
+        <w:t xml:space="preserve">    private Set&lt;Set&lt;ContextPoint&gt;&gt; attributeOccurrences;</w:t>
         <w:br w:type="textWrapping"/>
         <w:br w:type="textWrapping"/>
         <w:t xml:space="preserve">    // Standard Getters</w:t>
@@ -299,11 +299,11 @@
         <w:br w:type="textWrapping"/>
         <w:t xml:space="preserve">    public ContextPoint getAttribute() { return this.attribute; }</w:t>
         <w:br w:type="textWrapping"/>
-        <w:t xml:space="preserve">    public Set&lt;ContextPoint&gt; getContexts() { return this.contextOccurrences; }</w:t>
+        <w:t xml:space="preserve">    public Set&lt;Set&lt;ContextPoint&gt;&gt; getContexts() { return this.contextOccurrences; }</w:t>
         <w:br w:type="textWrapping"/>
-        <w:t xml:space="preserve">    public Set&lt;ContextPoint&gt; getObjects() { return this.objectOccurrences; }</w:t>
+        <w:t xml:space="preserve">    public Set&lt;Set&lt;ContextPoint&gt;&gt; getObjects() { return this.objectOccurrences; }</w:t>
         <w:br w:type="textWrapping"/>
-        <w:t xml:space="preserve">    public Set&lt;ContextPoint&gt; getAttributes() { return this.attributeOccurrences; }</w:t>
+        <w:t xml:space="preserve">    public Set&lt;Set&lt;ContextPoint&gt;&gt; getAttributes() { return this.attributeOccurrences; }</w:t>
         <w:br w:type="textWrapping"/>
         <w:br w:type="textWrapping"/>
         <w:t xml:space="preserve">    /**</w:t>

--- a/Enterprise Integration Framework Specification.docx
+++ b/Enterprise Integration Framework Specification.docx
@@ -279,6 +279,106 @@
         <w:t xml:space="preserve">    private ContextPoint object;</w:t>
         <w:br w:type="textWrapping"/>
         <w:t xml:space="preserve">    private ContextPoint attribute;</w:t>
+      </w:r>
+    </w:p>
+    <w:p>
+      <w:pPr>
+        <w:pBdr>
+          <w:top w:space="0" w:sz="0" w:val="nil"/>
+          <w:left w:space="0" w:sz="0" w:val="nil"/>
+          <w:bottom w:space="0" w:sz="0" w:val="nil"/>
+          <w:right w:space="0" w:sz="0" w:val="nil"/>
+          <w:between w:space="0" w:sz="0" w:val="nil"/>
+        </w:pBdr>
+        <w:shd w:fill="auto" w:val="clear"/>
+        <w:spacing w:after="240" w:line="275.9999942779541" w:lineRule="auto"/>
+        <w:rPr>
+          <w:rFonts w:ascii="Google Sans" w:cs="Google Sans" w:eastAsia="Google Sans" w:hAnsi="Google Sans"/>
+          <w:color w:val="1f1f1f"/>
+        </w:rPr>
+      </w:pPr>
+      <w:r>
+        <w:rPr>
+          <w:rFonts w:ascii="Google Sans" w:cs="Google Sans" w:eastAsia="Google Sans" w:hAnsi="Google Sans"/>
+          <w:color w:val="1f1f1f"/>
+          <w:rtl w:val="0"/>
+        </w:rPr>
+        <w:t xml:space="preserve">previousContext : Map&lt;ContextPoint, ContextPoint&gt; // Alignment</w:t>
+      </w:r>
+    </w:p>
+    <w:p>
+      <w:pPr>
+        <w:pBdr>
+          <w:top w:space="0" w:sz="0" w:val="nil"/>
+          <w:left w:space="0" w:sz="0" w:val="nil"/>
+          <w:bottom w:space="0" w:sz="0" w:val="nil"/>
+          <w:right w:space="0" w:sz="0" w:val="nil"/>
+          <w:between w:space="0" w:sz="0" w:val="nil"/>
+        </w:pBdr>
+        <w:shd w:fill="auto" w:val="clear"/>
+        <w:spacing w:after="240" w:line="275.9999942779541" w:lineRule="auto"/>
+        <w:rPr>
+          <w:rFonts w:ascii="Google Sans" w:cs="Google Sans" w:eastAsia="Google Sans" w:hAnsi="Google Sans"/>
+          <w:color w:val="1f1f1f"/>
+        </w:rPr>
+      </w:pPr>
+      <w:r>
+        <w:rPr>
+          <w:rFonts w:ascii="Google Sans" w:cs="Google Sans" w:eastAsia="Google Sans" w:hAnsi="Google Sans"/>
+          <w:color w:val="1f1f1f"/>
+          <w:rtl w:val="0"/>
+        </w:rPr>
+        <w:t xml:space="preserve">nextContext : Map&lt;ContextPoint, ContextPoint&gt; // Alignment</w:t>
+      </w:r>
+    </w:p>
+    <w:p>
+      <w:pPr>
+        <w:pBdr>
+          <w:top w:space="0" w:sz="0" w:val="nil"/>
+          <w:left w:space="0" w:sz="0" w:val="nil"/>
+          <w:bottom w:space="0" w:sz="0" w:val="nil"/>
+          <w:right w:space="0" w:sz="0" w:val="nil"/>
+          <w:between w:space="0" w:sz="0" w:val="nil"/>
+        </w:pBdr>
+        <w:shd w:fill="auto" w:val="clear"/>
+        <w:spacing w:after="240" w:line="275.9999942779541" w:lineRule="auto"/>
+        <w:rPr>
+          <w:rFonts w:ascii="Google Sans" w:cs="Google Sans" w:eastAsia="Google Sans" w:hAnsi="Google Sans"/>
+          <w:color w:val="1f1f1f"/>
+        </w:rPr>
+      </w:pPr>
+      <w:r>
+        <w:rPr>
+          <w:rFonts w:ascii="Google Sans" w:cs="Google Sans" w:eastAsia="Google Sans" w:hAnsi="Google Sans"/>
+          <w:color w:val="1f1f1f"/>
+          <w:rtl w:val="0"/>
+        </w:rPr>
+        <w:t xml:space="preserve">previousAttribute : Map&lt;ContextPoint, ContextPoint&gt; // Activation</w:t>
+      </w:r>
+    </w:p>
+    <w:p>
+      <w:pPr>
+        <w:pBdr>
+          <w:top w:space="0" w:sz="0" w:val="nil"/>
+          <w:left w:space="0" w:sz="0" w:val="nil"/>
+          <w:bottom w:space="0" w:sz="0" w:val="nil"/>
+          <w:right w:space="0" w:sz="0" w:val="nil"/>
+          <w:between w:space="0" w:sz="0" w:val="nil"/>
+        </w:pBdr>
+        <w:shd w:fill="auto" w:val="clear"/>
+        <w:spacing w:after="240" w:line="275.9999942779541" w:lineRule="auto"/>
+        <w:rPr>
+          <w:rFonts w:ascii="Google Sans" w:cs="Google Sans" w:eastAsia="Google Sans" w:hAnsi="Google Sans"/>
+          <w:color w:val="1f1f1f"/>
+        </w:rPr>
+      </w:pPr>
+      <w:r>
+        <w:rPr>
+          <w:rFonts w:ascii="Google Sans" w:cs="Google Sans" w:eastAsia="Google Sans" w:hAnsi="Google Sans"/>
+          <w:color w:val="1f1f1f"/>
+          <w:rtl w:val="0"/>
+        </w:rPr>
+        <w:t xml:space="preserve">nextAttribute : Map&lt;ContextPoint, ContextPoint&gt; // Activation</w:t>
         <w:br w:type="textWrapping"/>
         <w:t xml:space="preserve">    </w:t>
         <w:br w:type="textWrapping"/>

--- a/Enterprise Integration Framework Specification.docx
+++ b/Enterprise Integration Framework Specification.docx
@@ -382,7 +382,7 @@
         <w:br w:type="textWrapping"/>
         <w:t xml:space="preserve">    </w:t>
         <w:br w:type="textWrapping"/>
-        <w:t xml:space="preserve">    // Occurrences (Navigability) by Type (aggregated by contexts x attributes x values)</w:t>
+        <w:t xml:space="preserve">    // Occurrences (Navigability) by Type (aggregated by Formal Concept. TODO: Subsumption Operations)</w:t>
         <w:br w:type="textWrapping"/>
         <w:t xml:space="preserve">    private Set&lt;Set&lt;ContextPoint&gt;&gt; contextOccurrences;</w:t>
         <w:br w:type="textWrapping"/>

--- a/Enterprise Integration Framework Specification.docx
+++ b/Enterprise Integration Framework Specification.docx
@@ -404,6 +404,106 @@
         <w:t xml:space="preserve">    public Set&lt;Set&lt;ContextPoint&gt;&gt; getObjects() { return this.objectOccurrences; }</w:t>
         <w:br w:type="textWrapping"/>
         <w:t xml:space="preserve">    public Set&lt;Set&lt;ContextPoint&gt;&gt; getAttributes() { return this.attributeOccurrences; }</w:t>
+      </w:r>
+    </w:p>
+    <w:p>
+      <w:pPr>
+        <w:pBdr>
+          <w:top w:space="0" w:sz="0" w:val="nil"/>
+          <w:left w:space="0" w:sz="0" w:val="nil"/>
+          <w:bottom w:space="0" w:sz="0" w:val="nil"/>
+          <w:right w:space="0" w:sz="0" w:val="nil"/>
+          <w:between w:space="0" w:sz="0" w:val="nil"/>
+        </w:pBdr>
+        <w:shd w:fill="auto" w:val="clear"/>
+        <w:spacing w:after="240" w:line="275.9999942779541" w:lineRule="auto"/>
+        <w:rPr>
+          <w:rFonts w:ascii="Google Sans" w:cs="Google Sans" w:eastAsia="Google Sans" w:hAnsi="Google Sans"/>
+          <w:color w:val="1f1f1f"/>
+        </w:rPr>
+      </w:pPr>
+      <w:r>
+        <w:rPr>
+          <w:rFonts w:ascii="Google Sans" w:cs="Google Sans" w:eastAsia="Google Sans" w:hAnsi="Google Sans"/>
+          <w:color w:val="1f1f1f"/>
+          <w:rtl w:val="0"/>
+        </w:rPr>
+        <w:t xml:space="preserve">    public ContextPoint getPreviousContext(ContextPoint axis) { return this.previousContext.get(axis); }</w:t>
+      </w:r>
+    </w:p>
+    <w:p>
+      <w:pPr>
+        <w:pBdr>
+          <w:top w:space="0" w:sz="0" w:val="nil"/>
+          <w:left w:space="0" w:sz="0" w:val="nil"/>
+          <w:bottom w:space="0" w:sz="0" w:val="nil"/>
+          <w:right w:space="0" w:sz="0" w:val="nil"/>
+          <w:between w:space="0" w:sz="0" w:val="nil"/>
+        </w:pBdr>
+        <w:shd w:fill="auto" w:val="clear"/>
+        <w:spacing w:after="240" w:line="275.9999942779541" w:lineRule="auto"/>
+        <w:rPr>
+          <w:rFonts w:ascii="Google Sans" w:cs="Google Sans" w:eastAsia="Google Sans" w:hAnsi="Google Sans"/>
+          <w:color w:val="1f1f1f"/>
+        </w:rPr>
+      </w:pPr>
+      <w:r>
+        <w:rPr>
+          <w:rFonts w:ascii="Google Sans" w:cs="Google Sans" w:eastAsia="Google Sans" w:hAnsi="Google Sans"/>
+          <w:color w:val="1f1f1f"/>
+          <w:rtl w:val="0"/>
+        </w:rPr>
+        <w:t xml:space="preserve">    public ContextPoint getNextContext(ContextPoint axis) { return this.nextContext.get(axis); }</w:t>
+      </w:r>
+    </w:p>
+    <w:p>
+      <w:pPr>
+        <w:pBdr>
+          <w:top w:space="0" w:sz="0" w:val="nil"/>
+          <w:left w:space="0" w:sz="0" w:val="nil"/>
+          <w:bottom w:space="0" w:sz="0" w:val="nil"/>
+          <w:right w:space="0" w:sz="0" w:val="nil"/>
+          <w:between w:space="0" w:sz="0" w:val="nil"/>
+        </w:pBdr>
+        <w:shd w:fill="auto" w:val="clear"/>
+        <w:spacing w:after="240" w:line="275.9999942779541" w:lineRule="auto"/>
+        <w:rPr>
+          <w:rFonts w:ascii="Google Sans" w:cs="Google Sans" w:eastAsia="Google Sans" w:hAnsi="Google Sans"/>
+          <w:color w:val="1f1f1f"/>
+        </w:rPr>
+      </w:pPr>
+      <w:r>
+        <w:rPr>
+          <w:rFonts w:ascii="Google Sans" w:cs="Google Sans" w:eastAsia="Google Sans" w:hAnsi="Google Sans"/>
+          <w:color w:val="1f1f1f"/>
+          <w:rtl w:val="0"/>
+        </w:rPr>
+        <w:t xml:space="preserve">    public ContextPoint getPreviousAttribute(ContextPoint axis) { return this.previousAttribute.get(axis); }</w:t>
+      </w:r>
+    </w:p>
+    <w:p>
+      <w:pPr>
+        <w:pBdr>
+          <w:top w:space="0" w:sz="0" w:val="nil"/>
+          <w:left w:space="0" w:sz="0" w:val="nil"/>
+          <w:bottom w:space="0" w:sz="0" w:val="nil"/>
+          <w:right w:space="0" w:sz="0" w:val="nil"/>
+          <w:between w:space="0" w:sz="0" w:val="nil"/>
+        </w:pBdr>
+        <w:shd w:fill="auto" w:val="clear"/>
+        <w:spacing w:after="240" w:line="275.9999942779541" w:lineRule="auto"/>
+        <w:rPr>
+          <w:rFonts w:ascii="Google Sans" w:cs="Google Sans" w:eastAsia="Google Sans" w:hAnsi="Google Sans"/>
+          <w:color w:val="1f1f1f"/>
+        </w:rPr>
+      </w:pPr>
+      <w:r>
+        <w:rPr>
+          <w:rFonts w:ascii="Google Sans" w:cs="Google Sans" w:eastAsia="Google Sans" w:hAnsi="Google Sans"/>
+          <w:color w:val="1f1f1f"/>
+          <w:rtl w:val="0"/>
+        </w:rPr>
+        <w:t xml:space="preserve">    public ContextPoint getNextAttribute(ContextPoint axis) { return this.nextAttribute.get(axis); }</w:t>
         <w:br w:type="textWrapping"/>
         <w:br w:type="textWrapping"/>
         <w:t xml:space="preserve">    /**</w:t>
